--- a/Diabetic_Retinopathy_Detection/Licenta.docx
+++ b/Diabetic_Retinopathy_Detection/Licenta.docx
@@ -228,6 +228,9 @@
     <w:p/>
     <w:p>
       <w:r>
+        <w:rPr>
+          <w:noProof/>
+        </w:rPr>
         <w:lastRenderedPageBreak/>
         <w:drawing>
           <wp:inline distT="0" distB="0" distL="0" distR="0" wp14:anchorId="0D4FA97F" wp14:editId="23526329">
@@ -281,6 +284,9 @@
     <w:p/>
     <w:p>
       <w:r>
+        <w:rPr>
+          <w:noProof/>
+        </w:rPr>
         <w:drawing>
           <wp:inline distT="0" distB="0" distL="0" distR="0" wp14:anchorId="62463A67" wp14:editId="3B3B7F99">
             <wp:extent cx="5887272" cy="4458322"/>
@@ -306,6 +312,149 @@
                     <a:xfrm>
                       <a:off x="0" y="0"/>
                       <a:ext cx="5887272" cy="4458322"/>
+                    </a:xfrm>
+                    <a:prstGeom prst="rect">
+                      <a:avLst/>
+                    </a:prstGeom>
+                  </pic:spPr>
+                </pic:pic>
+              </a:graphicData>
+            </a:graphic>
+          </wp:inline>
+        </w:drawing>
+      </w:r>
+      <w:r>
+        <w:br/>
+      </w:r>
+      <w:r>
+        <w:br/>
+      </w:r>
+      <w:r>
+        <w:br/>
+      </w:r>
+      <w:r>
+        <w:br/>
+        <w:t>ULTIMA</w:t>
+      </w:r>
+      <w:r>
+        <w:br/>
+      </w:r>
+      <w:r>
+        <w:lastRenderedPageBreak/>
+        <w:br/>
+      </w:r>
+      <w:r>
+        <w:drawing>
+          <wp:inline distT="0" distB="0" distL="0" distR="0" wp14:anchorId="0A7FD4CA" wp14:editId="427CF18A">
+            <wp:extent cx="5943600" cy="4239895"/>
+            <wp:effectExtent l="0" t="0" r="0" b="8255"/>
+            <wp:docPr id="1940964061" name="Picture 1"/>
+            <wp:cNvGraphicFramePr>
+              <a:graphicFrameLocks xmlns:a="http://schemas.openxmlformats.org/drawingml/2006/main" noChangeAspect="1"/>
+            </wp:cNvGraphicFramePr>
+            <a:graphic xmlns:a="http://schemas.openxmlformats.org/drawingml/2006/main">
+              <a:graphicData uri="http://schemas.openxmlformats.org/drawingml/2006/picture">
+                <pic:pic xmlns:pic="http://schemas.openxmlformats.org/drawingml/2006/picture">
+                  <pic:nvPicPr>
+                    <pic:cNvPr id="1940964061" name=""/>
+                    <pic:cNvPicPr/>
+                  </pic:nvPicPr>
+                  <pic:blipFill>
+                    <a:blip r:embed="rId9"/>
+                    <a:stretch>
+                      <a:fillRect/>
+                    </a:stretch>
+                  </pic:blipFill>
+                  <pic:spPr>
+                    <a:xfrm>
+                      <a:off x="0" y="0"/>
+                      <a:ext cx="5943600" cy="4239895"/>
+                    </a:xfrm>
+                    <a:prstGeom prst="rect">
+                      <a:avLst/>
+                    </a:prstGeom>
+                  </pic:spPr>
+                </pic:pic>
+              </a:graphicData>
+            </a:graphic>
+          </wp:inline>
+        </w:drawing>
+      </w:r>
+    </w:p>
+    <w:p/>
+    <w:p/>
+    <w:p/>
+    <w:p>
+      <w:r>
+        <w:lastRenderedPageBreak/>
+        <w:drawing>
+          <wp:inline distT="0" distB="0" distL="0" distR="0" wp14:anchorId="773FD552" wp14:editId="66E7B09C">
+            <wp:extent cx="5934903" cy="4448796"/>
+            <wp:effectExtent l="0" t="0" r="8890" b="9525"/>
+            <wp:docPr id="1343583211" name="Picture 1"/>
+            <wp:cNvGraphicFramePr>
+              <a:graphicFrameLocks xmlns:a="http://schemas.openxmlformats.org/drawingml/2006/main" noChangeAspect="1"/>
+            </wp:cNvGraphicFramePr>
+            <a:graphic xmlns:a="http://schemas.openxmlformats.org/drawingml/2006/main">
+              <a:graphicData uri="http://schemas.openxmlformats.org/drawingml/2006/picture">
+                <pic:pic xmlns:pic="http://schemas.openxmlformats.org/drawingml/2006/picture">
+                  <pic:nvPicPr>
+                    <pic:cNvPr id="1343583211" name=""/>
+                    <pic:cNvPicPr/>
+                  </pic:nvPicPr>
+                  <pic:blipFill>
+                    <a:blip r:embed="rId10"/>
+                    <a:stretch>
+                      <a:fillRect/>
+                    </a:stretch>
+                  </pic:blipFill>
+                  <pic:spPr>
+                    <a:xfrm>
+                      <a:off x="0" y="0"/>
+                      <a:ext cx="5934903" cy="4448796"/>
+                    </a:xfrm>
+                    <a:prstGeom prst="rect">
+                      <a:avLst/>
+                    </a:prstGeom>
+                  </pic:spPr>
+                </pic:pic>
+              </a:graphicData>
+            </a:graphic>
+          </wp:inline>
+        </w:drawing>
+      </w:r>
+    </w:p>
+    <w:p/>
+    <w:p/>
+    <w:p/>
+    <w:p>
+      <w:r>
+        <w:lastRenderedPageBreak/>
+        <w:drawing>
+          <wp:inline distT="0" distB="0" distL="0" distR="0" wp14:anchorId="35780BE0" wp14:editId="70F50534">
+            <wp:extent cx="5943600" cy="5106670"/>
+            <wp:effectExtent l="0" t="0" r="0" b="0"/>
+            <wp:docPr id="77872644" name="Picture 1"/>
+            <wp:cNvGraphicFramePr>
+              <a:graphicFrameLocks xmlns:a="http://schemas.openxmlformats.org/drawingml/2006/main" noChangeAspect="1"/>
+            </wp:cNvGraphicFramePr>
+            <a:graphic xmlns:a="http://schemas.openxmlformats.org/drawingml/2006/main">
+              <a:graphicData uri="http://schemas.openxmlformats.org/drawingml/2006/picture">
+                <pic:pic xmlns:pic="http://schemas.openxmlformats.org/drawingml/2006/picture">
+                  <pic:nvPicPr>
+                    <pic:cNvPr id="77872644" name=""/>
+                    <pic:cNvPicPr/>
+                  </pic:nvPicPr>
+                  <pic:blipFill>
+                    <a:blip r:embed="rId11"/>
+                    <a:stretch>
+                      <a:fillRect/>
+                    </a:stretch>
+                  </pic:blipFill>
+                  <pic:spPr>
+                    <a:xfrm>
+                      <a:off x="0" y="0"/>
+                      <a:ext cx="5943600" cy="5106670"/>
                     </a:xfrm>
                     <a:prstGeom prst="rect">
                       <a:avLst/>
